--- a/docs/DEMO_SCRIPT.docx
+++ b/docs/DEMO_SCRIPT.docx
@@ -157,7 +157,52 @@
         <w:t xml:space="preserve">reporter Gmail inbox</w:t>
       </w:r>
       <w:r>
-        <w:t xml:space="preserve"> in a browser tab (to show arriving emails live)</w:t>
+        <w:t xml:space="preserve"> in a browser tab (to show arriving emails live) — this is also where the reporter's </w:t>
+      </w:r>
+      <w:r>
+        <w:rPr>
+          <w:b/>
+        </w:rPr>
+        <w:t xml:space="preserve">6-digit sign-in code</w:t>
+      </w:r>
+      <w:r>
+        <w:t xml:space="preserve"> arrives, so it is not optional</w:t>
+      </w:r>
+    </w:p>
+    <w:p>
+      <w:pPr>
+        <w:pStyle w:val="BECList"/>
+      </w:pPr>
+      <w:r>
+        <w:rPr>
+          <w:b/>
+          <w:color w:val="C9960C"/>
+        </w:rPr>
+        <w:t xml:space="preserve">•  </w:t>
+      </w:r>
+      <w:r>
+        <w:t xml:space="preserve">[ ] Confirm the demo reporter address is </w:t>
+      </w:r>
+      <w:r>
+        <w:rPr>
+          <w:b/>
+        </w:rPr>
+        <w:t xml:space="preserve">on the BEC directory</w:t>
+      </w:r>
+      <w:r>
+        <w:t xml:space="preserve"> (</w:t>
+      </w:r>
+      <w:r>
+        <w:rPr>
+          <w:rFonts w:ascii="Consolas" w:hAnsi="Consolas" w:cs="Consolas"/>
+          <w:sz w:val="18"/>
+          <w:szCs w:val="18"/>
+          <w:shd w:val="clear" w:color="auto" w:fill="F0EDE6"/>
+        </w:rPr>
+        <w:t xml:space="preserve">Admin → BEC Directory</w:t>
+      </w:r>
+      <w:r>
+        <w:t xml:space="preserve">) — no directory entry, no code, no report</w:t>
       </w:r>
     </w:p>
     <w:p>
@@ -374,7 +419,39 @@
         <w:t xml:space="preserve">BEC email</w:t>
       </w:r>
       <w:r>
-        <w:t xml:space="preserve"> (mention: validated against the official BEC directory / @bec.edu.ph domain — outsiders can't file)</w:t>
+        <w:t xml:space="preserve"> + privacy consent → the system emails a </w:t>
+      </w:r>
+      <w:r>
+        <w:rPr>
+          <w:b/>
+        </w:rPr>
+        <w:t xml:space="preserve">6-digit code, valid 3 minutes</w:t>
+      </w:r>
+      <w:r>
+        <w:t xml:space="preserve"> (mention: the address must be on the official BEC directory, so outsiders can't file, and the code proves the reporter actually holds the mailbox — no password to maintain). Enter it.</w:t>
+      </w:r>
+    </w:p>
+    <w:p>
+      <w:pPr>
+        <w:pStyle w:val="Normal"/>
+      </w:pPr>
+      <w:r>
+        <w:rPr>
+          <w:i/>
+        </w:rPr>
+        <w:t xml:space="preserve">A browser that verified within the last 30 days skips straight in — if that happens on your demo laptop, say so rather than pretending the step doesn't exist.</w:t>
+      </w:r>
+      <w:r>
+        <w:t xml:space="preserve"> </w:t>
+      </w:r>
+      <w:r>
+        <w:rPr>
+          <w:b/>
+        </w:rPr>
+        <w:t xml:space="preserve">Pre-flight:</w:t>
+      </w:r>
+      <w:r>
+        <w:t xml:space="preserve"> the demo address must be in the directory and its inbox open on screen.</w:t>
       </w:r>
     </w:p>
     <w:p>
@@ -557,7 +634,7 @@
         <w:t xml:space="preserve">Approve</w:t>
       </w:r>
       <w:r>
-        <w:t xml:space="preserve"> (set department + priority — mention a work order is auto-created).</w:t>
+        <w:t xml:space="preserve"> (set department + priority — the report moves straight to Ready for Assignment).</w:t>
       </w:r>
     </w:p>
     <w:p>
@@ -822,19 +899,10 @@
         <w:rPr>
           <w:i/>
         </w:rPr>
-        <w:t xml:space="preserve">"Every step you just saw is in the audit log"</w:t>
-      </w:r>
-      <w:r>
-        <w:t xml:space="preserve"> → flash </w:t>
-      </w:r>
-      <w:r>
-        <w:rPr>
-          <w:b/>
-        </w:rPr>
-        <w:t xml:space="preserve">Admin → Audit Log</w:t>
-      </w:r>
-      <w:r>
-        <w:t xml:space="preserve">.</w:t>
+        <w:t xml:space="preserve">"Every step you just saw is recorded with the user and a timestamp."</w:t>
+      </w:r>
+      <w:r>
+        <w:t xml:space="preserve"> (Logging is server-side; the browsable Audit Log page was removed in Aug 2026, so don't offer to open it.)</w:t>
       </w:r>
     </w:p>
     <w:p>
